--- a/manuscript_package/main_manuscript/submission_notes.docx
+++ b/manuscript_package/main_manuscript/submission_notes.docx
@@ -66,7 +66,7 @@
         <w:jc w:val="left"/>
       </w:pPr>
       <w:r>
-        <w:t>confirm target journal title style and abstract length</w:t>
+        <w:t>confirm the final title, abstract, and highlights against Water Research house style</w:t>
       </w:r>
     </w:p>
     <w:p>
@@ -84,7 +84,25 @@
         <w:jc w:val="left"/>
       </w:pPr>
       <w:r>
-        <w:t>confirm whether the optional leave_one_study_out stress test should remain in SI only</w:t>
+        <w:t>prepare a graphical abstract sized for the journal submission system</w:t>
+      </w:r>
+    </w:p>
+    <w:p>
+      <w:pPr>
+        <w:pStyle w:val="ListBullet"/>
+        <w:jc w:val="left"/>
+      </w:pPr>
+      <w:r>
+        <w:t>confirm the AI declaration wording and keep it consistent with journal policy</w:t>
+      </w:r>
+    </w:p>
+    <w:p>
+      <w:pPr>
+        <w:pStyle w:val="ListBullet"/>
+        <w:jc w:val="left"/>
+      </w:pPr>
+      <w:r>
+        <w:t>prepare a conflict-of-interest statement and CRediT author roles</w:t>
       </w:r>
     </w:p>
     <w:sectPr>
